--- a/Received/three/3, computer.docx
+++ b/Received/three/3, computer.docx
@@ -273,27 +273,7 @@
           <w:sz w:val="24"/>
           <w:szCs w:val="24"/>
         </w:rPr>
-        <w:t xml:space="preserve">Ratnanagar-7, </w:t>
-      </w:r>
-      <w:proofErr w:type="spellStart"/>
-      <w:r>
-        <w:rPr>
-          <w:rFonts w:ascii="Times New Roman" w:hAnsi="Times New Roman" w:cs="Times New Roman"/>
-          <w:b/>
-          <w:sz w:val="24"/>
-          <w:szCs w:val="24"/>
-        </w:rPr>
-        <w:t>Sauraha</w:t>
-      </w:r>
-      <w:proofErr w:type="spellEnd"/>
-      <w:r>
-        <w:rPr>
-          <w:rFonts w:ascii="Times New Roman" w:hAnsi="Times New Roman" w:cs="Times New Roman"/>
-          <w:b/>
-          <w:sz w:val="24"/>
-          <w:szCs w:val="24"/>
-        </w:rPr>
-        <w:t>, Chitwan</w:t>
+        <w:t>Ratnanagar-7, Sauraha, Chitwan</w:t>
       </w:r>
     </w:p>
     <w:p>
@@ -662,16 +642,7 @@
           <w:sz w:val="28"/>
           <w:szCs w:val="28"/>
         </w:rPr>
-        <w:t xml:space="preserve"> </w:t>
-      </w:r>
-      <w:r>
-        <w:rPr>
-          <w:rFonts w:ascii="Times New Roman" w:hAnsi="Times New Roman" w:cs="Times New Roman"/>
-          <w:b/>
-          <w:sz w:val="28"/>
-          <w:szCs w:val="28"/>
-        </w:rPr>
-        <w:t>Computer</w:t>
+        <w:t xml:space="preserve"> Computer</w:t>
       </w:r>
     </w:p>
     <w:tbl>
@@ -1276,18 +1247,8 @@
           <w:sz w:val="28"/>
           <w:szCs w:val="28"/>
         </w:rPr>
-        <w:t>…</w:t>
-      </w:r>
-      <w:proofErr w:type="gramStart"/>
-      <w:r>
-        <w:rPr>
-          <w:rFonts w:ascii="Times New Roman" w:hAnsi="Times New Roman" w:cs="Times New Roman"/>
-          <w:sz w:val="28"/>
-          <w:szCs w:val="28"/>
-        </w:rPr>
-        <w:t>…..</w:t>
-      </w:r>
-      <w:proofErr w:type="gramEnd"/>
+        <w:t>……..</w:t>
+      </w:r>
     </w:p>
     <w:p>
       <w:pPr>
@@ -1445,6 +1406,86 @@
           <w:rFonts w:ascii="Times New Roman" w:hAnsi="Times New Roman" w:cs="Times New Roman"/>
           <w:b/>
           <w:bCs/>
+          <w:noProof/>
+          <w:sz w:val="28"/>
+          <w:szCs w:val="28"/>
+          <w14:ligatures w14:val="standardContextual"/>
+        </w:rPr>
+        <mc:AlternateContent>
+          <mc:Choice Requires="wps">
+            <w:drawing>
+              <wp:anchor distT="0" distB="0" distL="114300" distR="114300" simplePos="0" relativeHeight="251684864" behindDoc="0" locked="0" layoutInCell="1" allowOverlap="1" wp14:anchorId="71130E9F" wp14:editId="4F55A59B">
+                <wp:simplePos x="0" y="0"/>
+                <wp:positionH relativeFrom="column">
+                  <wp:posOffset>4049946</wp:posOffset>
+                </wp:positionH>
+                <wp:positionV relativeFrom="paragraph">
+                  <wp:posOffset>357505</wp:posOffset>
+                </wp:positionV>
+                <wp:extent cx="809494" cy="276045"/>
+                <wp:effectExtent l="0" t="0" r="10160" b="10160"/>
+                <wp:wrapNone/>
+                <wp:docPr id="1286951019" name="Rectangle 14"/>
+                <wp:cNvGraphicFramePr/>
+                <a:graphic xmlns:a="http://schemas.openxmlformats.org/drawingml/2006/main">
+                  <a:graphicData uri="http://schemas.microsoft.com/office/word/2010/wordprocessingShape">
+                    <wps:wsp>
+                      <wps:cNvSpPr/>
+                      <wps:spPr>
+                        <a:xfrm>
+                          <a:off x="0" y="0"/>
+                          <a:ext cx="809494" cy="276045"/>
+                        </a:xfrm>
+                        <a:prstGeom prst="rect">
+                          <a:avLst/>
+                        </a:prstGeom>
+                        <a:noFill/>
+                        <a:ln>
+                          <a:solidFill>
+                            <a:schemeClr val="tx1"/>
+                          </a:solidFill>
+                        </a:ln>
+                      </wps:spPr>
+                      <wps:style>
+                        <a:lnRef idx="2">
+                          <a:schemeClr val="accent1">
+                            <a:shade val="15000"/>
+                          </a:schemeClr>
+                        </a:lnRef>
+                        <a:fillRef idx="1">
+                          <a:schemeClr val="accent1"/>
+                        </a:fillRef>
+                        <a:effectRef idx="0">
+                          <a:schemeClr val="accent1"/>
+                        </a:effectRef>
+                        <a:fontRef idx="minor">
+                          <a:schemeClr val="lt1"/>
+                        </a:fontRef>
+                      </wps:style>
+                      <wps:bodyPr rot="0" spcFirstLastPara="0" vertOverflow="overflow" horzOverflow="overflow" vert="horz" wrap="square" lIns="91440" tIns="45720" rIns="91440" bIns="45720" numCol="1" spcCol="0" rtlCol="0" fromWordArt="0" anchor="ctr" anchorCtr="0" forceAA="0" compatLnSpc="1">
+                        <a:prstTxWarp prst="textNoShape">
+                          <a:avLst/>
+                        </a:prstTxWarp>
+                        <a:noAutofit/>
+                      </wps:bodyPr>
+                    </wps:wsp>
+                  </a:graphicData>
+                </a:graphic>
+              </wp:anchor>
+            </w:drawing>
+          </mc:Choice>
+          <mc:Fallback>
+            <w:pict>
+              <v:rect w14:anchorId="23A36C88" id="Rectangle 14" o:spid="_x0000_s1026" style="position:absolute;margin-left:318.9pt;margin-top:28.15pt;width:63.75pt;height:21.75pt;z-index:251684864;visibility:visible;mso-wrap-style:square;mso-wrap-distance-left:9pt;mso-wrap-distance-top:0;mso-wrap-distance-right:9pt;mso-wrap-distance-bottom:0;mso-position-horizontal:absolute;mso-position-horizontal-relative:text;mso-position-vertical:absolute;mso-position-vertical-relative:text;v-text-anchor:middle" o:gfxdata="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" filled="f" strokecolor="black [3213]" strokeweight="1pt"/>
+            </w:pict>
+          </mc:Fallback>
+        </mc:AlternateContent>
+      </w:r>
+      <w:r>
+        <w:rPr>
+          <w:rFonts w:ascii="Times New Roman" w:hAnsi="Times New Roman" w:cs="Times New Roman"/>
+          <w:b/>
+          <w:bCs/>
           <w:sz w:val="28"/>
           <w:szCs w:val="28"/>
         </w:rPr>
@@ -1608,26 +1649,90 @@
       <w:r>
         <w:rPr>
           <w:rFonts w:ascii="Times New Roman" w:hAnsi="Times New Roman" w:cs="Times New Roman"/>
-          <w:sz w:val="28"/>
-          <w:szCs w:val="28"/>
-        </w:rPr>
-        <w:t>A device that prints text or illustrations on the paper. [</w:t>
-      </w:r>
-      <w:r>
-        <w:rPr>
-          <w:rFonts w:ascii="Times New Roman" w:hAnsi="Times New Roman" w:cs="Times New Roman"/>
-          <w:sz w:val="28"/>
-          <w:szCs w:val="28"/>
-        </w:rPr>
-        <w:t>____</w:t>
-      </w:r>
-      <w:r>
-        <w:rPr>
-          <w:rFonts w:ascii="Times New Roman" w:hAnsi="Times New Roman" w:cs="Times New Roman"/>
-          <w:sz w:val="28"/>
-          <w:szCs w:val="28"/>
-        </w:rPr>
-        <w:t>]</w:t>
+          <w:b/>
+          <w:bCs/>
+          <w:noProof/>
+          <w:sz w:val="28"/>
+          <w:szCs w:val="28"/>
+          <w14:ligatures w14:val="standardContextual"/>
+        </w:rPr>
+        <mc:AlternateContent>
+          <mc:Choice Requires="wps">
+            <w:drawing>
+              <wp:anchor distT="0" distB="0" distL="114300" distR="114300" simplePos="0" relativeHeight="251686912" behindDoc="0" locked="0" layoutInCell="1" allowOverlap="1" wp14:anchorId="7752F0A1" wp14:editId="6DE90824">
+                <wp:simplePos x="0" y="0"/>
+                <wp:positionH relativeFrom="column">
+                  <wp:posOffset>5112385</wp:posOffset>
+                </wp:positionH>
+                <wp:positionV relativeFrom="paragraph">
+                  <wp:posOffset>267635</wp:posOffset>
+                </wp:positionV>
+                <wp:extent cx="809494" cy="276045"/>
+                <wp:effectExtent l="0" t="0" r="10160" b="10160"/>
+                <wp:wrapNone/>
+                <wp:docPr id="577826915" name="Rectangle 14"/>
+                <wp:cNvGraphicFramePr/>
+                <a:graphic xmlns:a="http://schemas.openxmlformats.org/drawingml/2006/main">
+                  <a:graphicData uri="http://schemas.microsoft.com/office/word/2010/wordprocessingShape">
+                    <wps:wsp>
+                      <wps:cNvSpPr/>
+                      <wps:spPr>
+                        <a:xfrm>
+                          <a:off x="0" y="0"/>
+                          <a:ext cx="809494" cy="276045"/>
+                        </a:xfrm>
+                        <a:prstGeom prst="rect">
+                          <a:avLst/>
+                        </a:prstGeom>
+                        <a:noFill/>
+                        <a:ln>
+                          <a:solidFill>
+                            <a:schemeClr val="tx1"/>
+                          </a:solidFill>
+                        </a:ln>
+                      </wps:spPr>
+                      <wps:style>
+                        <a:lnRef idx="2">
+                          <a:schemeClr val="accent1">
+                            <a:shade val="15000"/>
+                          </a:schemeClr>
+                        </a:lnRef>
+                        <a:fillRef idx="1">
+                          <a:schemeClr val="accent1"/>
+                        </a:fillRef>
+                        <a:effectRef idx="0">
+                          <a:schemeClr val="accent1"/>
+                        </a:effectRef>
+                        <a:fontRef idx="minor">
+                          <a:schemeClr val="lt1"/>
+                        </a:fontRef>
+                      </wps:style>
+                      <wps:bodyPr rot="0" spcFirstLastPara="0" vertOverflow="overflow" horzOverflow="overflow" vert="horz" wrap="square" lIns="91440" tIns="45720" rIns="91440" bIns="45720" numCol="1" spcCol="0" rtlCol="0" fromWordArt="0" anchor="ctr" anchorCtr="0" forceAA="0" compatLnSpc="1">
+                        <a:prstTxWarp prst="textNoShape">
+                          <a:avLst/>
+                        </a:prstTxWarp>
+                        <a:noAutofit/>
+                      </wps:bodyPr>
+                    </wps:wsp>
+                  </a:graphicData>
+                </a:graphic>
+              </wp:anchor>
+            </w:drawing>
+          </mc:Choice>
+          <mc:Fallback>
+            <w:pict>
+              <v:rect w14:anchorId="2F63BD68" id="Rectangle 14" o:spid="_x0000_s1026" style="position:absolute;margin-left:402.55pt;margin-top:21.05pt;width:63.75pt;height:21.75pt;z-index:251686912;visibility:visible;mso-wrap-style:square;mso-wrap-distance-left:9pt;mso-wrap-distance-top:0;mso-wrap-distance-right:9pt;mso-wrap-distance-bottom:0;mso-position-horizontal:absolute;mso-position-horizontal-relative:text;mso-position-vertical:absolute;mso-position-vertical-relative:text;v-text-anchor:middle" o:gfxdata="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" filled="f" strokecolor="black [3213]" strokeweight="1pt"/>
+            </w:pict>
+          </mc:Fallback>
+        </mc:AlternateContent>
+      </w:r>
+      <w:r>
+        <w:rPr>
+          <w:rFonts w:ascii="Times New Roman" w:hAnsi="Times New Roman" w:cs="Times New Roman"/>
+          <w:sz w:val="28"/>
+          <w:szCs w:val="28"/>
+        </w:rPr>
+        <w:t>A device that prints text or illustrations on the paper.</w:t>
       </w:r>
     </w:p>
     <w:p>
@@ -1647,26 +1752,90 @@
       <w:r>
         <w:rPr>
           <w:rFonts w:ascii="Times New Roman" w:hAnsi="Times New Roman" w:cs="Times New Roman"/>
-          <w:sz w:val="28"/>
-          <w:szCs w:val="28"/>
-        </w:rPr>
-        <w:t>The round shaped button on the left of the taskbar is the start menu. [</w:t>
-      </w:r>
-      <w:r>
-        <w:rPr>
-          <w:rFonts w:ascii="Times New Roman" w:hAnsi="Times New Roman" w:cs="Times New Roman"/>
-          <w:sz w:val="28"/>
-          <w:szCs w:val="28"/>
-        </w:rPr>
-        <w:t>____</w:t>
-      </w:r>
-      <w:r>
-        <w:rPr>
-          <w:rFonts w:ascii="Times New Roman" w:hAnsi="Times New Roman" w:cs="Times New Roman"/>
-          <w:sz w:val="28"/>
-          <w:szCs w:val="28"/>
-        </w:rPr>
-        <w:t>]</w:t>
+          <w:b/>
+          <w:bCs/>
+          <w:noProof/>
+          <w:sz w:val="28"/>
+          <w:szCs w:val="28"/>
+          <w14:ligatures w14:val="standardContextual"/>
+        </w:rPr>
+        <mc:AlternateContent>
+          <mc:Choice Requires="wps">
+            <w:drawing>
+              <wp:anchor distT="0" distB="0" distL="114300" distR="114300" simplePos="0" relativeHeight="251688960" behindDoc="0" locked="0" layoutInCell="1" allowOverlap="1" wp14:anchorId="66411DBA" wp14:editId="04107C43">
+                <wp:simplePos x="0" y="0"/>
+                <wp:positionH relativeFrom="column">
+                  <wp:posOffset>3803650</wp:posOffset>
+                </wp:positionH>
+                <wp:positionV relativeFrom="paragraph">
+                  <wp:posOffset>306070</wp:posOffset>
+                </wp:positionV>
+                <wp:extent cx="808990" cy="275590"/>
+                <wp:effectExtent l="0" t="0" r="10160" b="10160"/>
+                <wp:wrapNone/>
+                <wp:docPr id="1037981104" name="Rectangle 14"/>
+                <wp:cNvGraphicFramePr/>
+                <a:graphic xmlns:a="http://schemas.openxmlformats.org/drawingml/2006/main">
+                  <a:graphicData uri="http://schemas.microsoft.com/office/word/2010/wordprocessingShape">
+                    <wps:wsp>
+                      <wps:cNvSpPr/>
+                      <wps:spPr>
+                        <a:xfrm>
+                          <a:off x="0" y="0"/>
+                          <a:ext cx="808990" cy="275590"/>
+                        </a:xfrm>
+                        <a:prstGeom prst="rect">
+                          <a:avLst/>
+                        </a:prstGeom>
+                        <a:noFill/>
+                        <a:ln>
+                          <a:solidFill>
+                            <a:schemeClr val="tx1"/>
+                          </a:solidFill>
+                        </a:ln>
+                      </wps:spPr>
+                      <wps:style>
+                        <a:lnRef idx="2">
+                          <a:schemeClr val="accent1">
+                            <a:shade val="15000"/>
+                          </a:schemeClr>
+                        </a:lnRef>
+                        <a:fillRef idx="1">
+                          <a:schemeClr val="accent1"/>
+                        </a:fillRef>
+                        <a:effectRef idx="0">
+                          <a:schemeClr val="accent1"/>
+                        </a:effectRef>
+                        <a:fontRef idx="minor">
+                          <a:schemeClr val="lt1"/>
+                        </a:fontRef>
+                      </wps:style>
+                      <wps:bodyPr rot="0" spcFirstLastPara="0" vertOverflow="overflow" horzOverflow="overflow" vert="horz" wrap="square" lIns="91440" tIns="45720" rIns="91440" bIns="45720" numCol="1" spcCol="0" rtlCol="0" fromWordArt="0" anchor="ctr" anchorCtr="0" forceAA="0" compatLnSpc="1">
+                        <a:prstTxWarp prst="textNoShape">
+                          <a:avLst/>
+                        </a:prstTxWarp>
+                        <a:noAutofit/>
+                      </wps:bodyPr>
+                    </wps:wsp>
+                  </a:graphicData>
+                </a:graphic>
+              </wp:anchor>
+            </w:drawing>
+          </mc:Choice>
+          <mc:Fallback>
+            <w:pict>
+              <v:rect w14:anchorId="01D1ECA4" id="Rectangle 14" o:spid="_x0000_s1026" style="position:absolute;margin-left:299.5pt;margin-top:24.1pt;width:63.7pt;height:21.7pt;z-index:251688960;visibility:visible;mso-wrap-style:square;mso-wrap-distance-left:9pt;mso-wrap-distance-top:0;mso-wrap-distance-right:9pt;mso-wrap-distance-bottom:0;mso-position-horizontal:absolute;mso-position-horizontal-relative:text;mso-position-vertical:absolute;mso-position-vertical-relative:text;v-text-anchor:middle" o:gfxdata="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" filled="f" strokecolor="black [3213]" strokeweight="1pt"/>
+            </w:pict>
+          </mc:Fallback>
+        </mc:AlternateContent>
+      </w:r>
+      <w:r>
+        <w:rPr>
+          <w:rFonts w:ascii="Times New Roman" w:hAnsi="Times New Roman" w:cs="Times New Roman"/>
+          <w:sz w:val="28"/>
+          <w:szCs w:val="28"/>
+        </w:rPr>
+        <w:t>The round shaped button on the left of the taskbar is the start menu.</w:t>
       </w:r>
     </w:p>
     <w:p>
@@ -1686,26 +1855,110 @@
       <w:r>
         <w:rPr>
           <w:rFonts w:ascii="Times New Roman" w:hAnsi="Times New Roman" w:cs="Times New Roman"/>
-          <w:sz w:val="28"/>
-          <w:szCs w:val="28"/>
-        </w:rPr>
-        <w:t>Curve tool is used to draw curved shaped objects. [</w:t>
-      </w:r>
-      <w:r>
-        <w:rPr>
-          <w:rFonts w:ascii="Times New Roman" w:hAnsi="Times New Roman" w:cs="Times New Roman"/>
-          <w:sz w:val="28"/>
-          <w:szCs w:val="28"/>
-        </w:rPr>
-        <w:t>____</w:t>
-      </w:r>
-      <w:r>
-        <w:rPr>
-          <w:rFonts w:ascii="Times New Roman" w:hAnsi="Times New Roman" w:cs="Times New Roman"/>
-          <w:sz w:val="28"/>
-          <w:szCs w:val="28"/>
-        </w:rPr>
-        <w:t>]</w:t>
+          <w:b/>
+          <w:bCs/>
+          <w:noProof/>
+          <w:sz w:val="28"/>
+          <w:szCs w:val="28"/>
+          <w14:ligatures w14:val="standardContextual"/>
+        </w:rPr>
+        <mc:AlternateContent>
+          <mc:Choice Requires="wps">
+            <w:drawing>
+              <wp:anchor distT="0" distB="0" distL="114300" distR="114300" simplePos="0" relativeHeight="251691008" behindDoc="0" locked="0" layoutInCell="1" allowOverlap="1" wp14:anchorId="16ED4213" wp14:editId="5EA24150">
+                <wp:simplePos x="0" y="0"/>
+                <wp:positionH relativeFrom="column">
+                  <wp:posOffset>4654610</wp:posOffset>
+                </wp:positionH>
+                <wp:positionV relativeFrom="paragraph">
+                  <wp:posOffset>279736</wp:posOffset>
+                </wp:positionV>
+                <wp:extent cx="809494" cy="276045"/>
+                <wp:effectExtent l="0" t="0" r="10160" b="10160"/>
+                <wp:wrapNone/>
+                <wp:docPr id="1982680317" name="Rectangle 14"/>
+                <wp:cNvGraphicFramePr/>
+                <a:graphic xmlns:a="http://schemas.openxmlformats.org/drawingml/2006/main">
+                  <a:graphicData uri="http://schemas.microsoft.com/office/word/2010/wordprocessingShape">
+                    <wps:wsp>
+                      <wps:cNvSpPr/>
+                      <wps:spPr>
+                        <a:xfrm>
+                          <a:off x="0" y="0"/>
+                          <a:ext cx="809494" cy="276045"/>
+                        </a:xfrm>
+                        <a:prstGeom prst="rect">
+                          <a:avLst/>
+                        </a:prstGeom>
+                        <a:noFill/>
+                        <a:ln>
+                          <a:solidFill>
+                            <a:schemeClr val="tx1"/>
+                          </a:solidFill>
+                        </a:ln>
+                      </wps:spPr>
+                      <wps:style>
+                        <a:lnRef idx="2">
+                          <a:schemeClr val="accent1">
+                            <a:shade val="15000"/>
+                          </a:schemeClr>
+                        </a:lnRef>
+                        <a:fillRef idx="1">
+                          <a:schemeClr val="accent1"/>
+                        </a:fillRef>
+                        <a:effectRef idx="0">
+                          <a:schemeClr val="accent1"/>
+                        </a:effectRef>
+                        <a:fontRef idx="minor">
+                          <a:schemeClr val="lt1"/>
+                        </a:fontRef>
+                      </wps:style>
+                      <wps:bodyPr rot="0" spcFirstLastPara="0" vertOverflow="overflow" horzOverflow="overflow" vert="horz" wrap="square" lIns="91440" tIns="45720" rIns="91440" bIns="45720" numCol="1" spcCol="0" rtlCol="0" fromWordArt="0" anchor="ctr" anchorCtr="0" forceAA="0" compatLnSpc="1">
+                        <a:prstTxWarp prst="textNoShape">
+                          <a:avLst/>
+                        </a:prstTxWarp>
+                        <a:noAutofit/>
+                      </wps:bodyPr>
+                    </wps:wsp>
+                  </a:graphicData>
+                </a:graphic>
+              </wp:anchor>
+            </w:drawing>
+          </mc:Choice>
+          <mc:Fallback>
+            <w:pict>
+              <v:rect w14:anchorId="488EEBFD" id="Rectangle 14" o:spid="_x0000_s1026" style="position:absolute;margin-left:366.5pt;margin-top:22.05pt;width:63.75pt;height:21.75pt;z-index:251691008;visibility:visible;mso-wrap-style:square;mso-wrap-distance-left:9pt;mso-wrap-distance-top:0;mso-wrap-distance-right:9pt;mso-wrap-distance-bottom:0;mso-position-horizontal:absolute;mso-position-horizontal-relative:text;mso-position-vertical:absolute;mso-position-vertical-relative:text;v-text-anchor:middle" o:gfxdata="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" filled="f" strokecolor="black [3213]" strokeweight="1pt"/>
+            </w:pict>
+          </mc:Fallback>
+        </mc:AlternateContent>
+      </w:r>
+      <w:r>
+        <w:rPr>
+          <w:rFonts w:ascii="Times New Roman" w:hAnsi="Times New Roman" w:cs="Times New Roman"/>
+          <w:sz w:val="28"/>
+          <w:szCs w:val="28"/>
+        </w:rPr>
+        <w:t>Curve tool is used to draw curved shaped objects</w:t>
+      </w:r>
+      <w:r>
+        <w:rPr>
+          <w:rFonts w:ascii="Times New Roman" w:hAnsi="Times New Roman" w:cs="Times New Roman"/>
+          <w:sz w:val="28"/>
+          <w:szCs w:val="28"/>
+        </w:rPr>
+        <w:t>.</w:t>
+      </w:r>
+      <w:r>
+        <w:rPr>
+          <w:rFonts w:ascii="Times New Roman" w:hAnsi="Times New Roman" w:cs="Times New Roman"/>
+          <w:b/>
+          <w:bCs/>
+          <w:noProof/>
+          <w:sz w:val="28"/>
+          <w:szCs w:val="28"/>
+          <w14:ligatures w14:val="standardContextual"/>
+        </w:rPr>
+        <w:t xml:space="preserve"> </w:t>
       </w:r>
     </w:p>
     <w:p>
@@ -1728,23 +1981,19 @@
           <w:sz w:val="28"/>
           <w:szCs w:val="28"/>
         </w:rPr>
-        <w:t>Fonts refers to the way text is set with respect to the margins. [</w:t>
-      </w:r>
-      <w:r>
-        <w:rPr>
-          <w:rFonts w:ascii="Times New Roman" w:hAnsi="Times New Roman" w:cs="Times New Roman"/>
-          <w:sz w:val="28"/>
-          <w:szCs w:val="28"/>
-        </w:rPr>
-        <w:t>____</w:t>
-      </w:r>
-      <w:r>
-        <w:rPr>
-          <w:rFonts w:ascii="Times New Roman" w:hAnsi="Times New Roman" w:cs="Times New Roman"/>
-          <w:sz w:val="28"/>
-          <w:szCs w:val="28"/>
-        </w:rPr>
-        <w:t xml:space="preserve">] </w:t>
+        <w:t>Fonts refers to the way text is set with respect to the margins.</w:t>
+      </w:r>
+      <w:r>
+        <w:rPr>
+          <w:rFonts w:ascii="Times New Roman" w:hAnsi="Times New Roman" w:cs="Times New Roman"/>
+          <w:b/>
+          <w:bCs/>
+          <w:noProof/>
+          <w:sz w:val="28"/>
+          <w:szCs w:val="28"/>
+          <w14:ligatures w14:val="standardContextual"/>
+        </w:rPr>
+        <w:t xml:space="preserve"> </w:t>
       </w:r>
     </w:p>
     <w:p>
@@ -1928,7 +2177,15 @@
           <w:sz w:val="28"/>
           <w:szCs w:val="28"/>
         </w:rPr>
-        <w:t>word wrap</w:t>
+        <w:t>W</w:t>
+      </w:r>
+      <w:r>
+        <w:rPr>
+          <w:rFonts w:ascii="Times New Roman" w:hAnsi="Times New Roman" w:cs="Times New Roman"/>
+          <w:sz w:val="28"/>
+          <w:szCs w:val="28"/>
+        </w:rPr>
+        <w:t>ord wrap</w:t>
       </w:r>
       <w:r>
         <w:rPr>
@@ -2135,23 +2392,13 @@
         </w:rPr>
         <w:tab/>
       </w:r>
-      <w:proofErr w:type="gramStart"/>
-      <w:r>
-        <w:rPr>
-          <w:rFonts w:ascii="Times New Roman" w:hAnsi="Times New Roman" w:cs="Times New Roman"/>
-          <w:sz w:val="28"/>
-          <w:szCs w:val="28"/>
-        </w:rPr>
-        <w:t>The</w:t>
-      </w:r>
-      <w:proofErr w:type="gramEnd"/>
-      <w:r>
-        <w:rPr>
-          <w:rFonts w:ascii="Times New Roman" w:hAnsi="Times New Roman" w:cs="Times New Roman"/>
-          <w:sz w:val="28"/>
-          <w:szCs w:val="28"/>
-        </w:rPr>
-        <w:t xml:space="preserve"> collection of raw-facts </w:t>
+      <w:r>
+        <w:rPr>
+          <w:rFonts w:ascii="Times New Roman" w:hAnsi="Times New Roman" w:cs="Times New Roman"/>
+          <w:sz w:val="28"/>
+          <w:szCs w:val="28"/>
+        </w:rPr>
+        <w:t xml:space="preserve">The collection of raw-facts </w:t>
       </w:r>
     </w:p>
     <w:p>
@@ -3046,29 +3293,7 @@
           <w:sz w:val="28"/>
           <w:szCs w:val="28"/>
         </w:rPr>
-        <w:t>1=</w:t>
-      </w:r>
-      <w:proofErr w:type="gramStart"/>
-      <w:r>
-        <w:rPr>
-          <w:rFonts w:ascii="Times New Roman" w:hAnsi="Times New Roman" w:cs="Times New Roman"/>
-          <w:b/>
-          <w:bCs/>
-          <w:sz w:val="28"/>
-          <w:szCs w:val="28"/>
-        </w:rPr>
-        <w:t>5 ]</w:t>
-      </w:r>
-      <w:proofErr w:type="gramEnd"/>
-      <w:r>
-        <w:rPr>
-          <w:rFonts w:ascii="Times New Roman" w:hAnsi="Times New Roman" w:cs="Times New Roman"/>
-          <w:b/>
-          <w:bCs/>
-          <w:sz w:val="28"/>
-          <w:szCs w:val="28"/>
-        </w:rPr>
-        <w:t xml:space="preserve"> </w:t>
+        <w:t xml:space="preserve">1=5 ] </w:t>
       </w:r>
     </w:p>
     <w:p>
